--- a/2025년도 설명.docx
+++ b/2025년도 설명.docx
@@ -10,13 +10,7 @@
         <w:t>2025년도 전기기능사 문제 설명</w:t>
       </w:r>
     </w:p>
-    <w:p>
-      <w:pPr>
-        <w:rPr>
-          <w:rFonts w:hint="eastAsia"/>
-        </w:rPr>
-      </w:pPr>
-    </w:p>
+    <w:p/>
     <w:p>
       <w:r>
         <w:rPr>
@@ -1130,6 +1124,103 @@
         <w:rPr>
           <w:rFonts w:hint="eastAsia"/>
         </w:rPr>
+        <w:t>16.</w:t>
+      </w:r>
+    </w:p>
+    <w:tbl>
+      <w:tblPr>
+        <w:tblStyle w:val="aa"/>
+        <w:tblW w:w="0" w:type="auto"/>
+        <w:tblLook w:val="04A0" w:firstRow="1" w:lastRow="0" w:firstColumn="1" w:lastColumn="0" w:noHBand="0" w:noVBand="1"/>
+      </w:tblPr>
+      <w:tblGrid>
+        <w:gridCol w:w="9016"/>
+      </w:tblGrid>
+      <w:tr>
+        <w:tc>
+          <w:tcPr>
+            <w:tcW w:w="9016" w:type="dxa"/>
+          </w:tcPr>
+          <w:p>
+            <w:r>
+              <w:rPr>
+                <w:rFonts w:hint="eastAsia"/>
+              </w:rPr>
+              <w:t xml:space="preserve">설명: </w:t>
+            </w:r>
+            <w:proofErr w:type="spellStart"/>
+            <w:r>
+              <w:rPr>
+                <w:rFonts w:hint="eastAsia"/>
+              </w:rPr>
+              <w:t>단원명</w:t>
+            </w:r>
+            <w:proofErr w:type="spellEnd"/>
+            <w:r>
+              <w:rPr>
+                <w:rFonts w:hint="eastAsia"/>
+              </w:rPr>
+              <w:t>-전기설비</w:t>
+            </w:r>
+          </w:p>
+          <w:p>
+            <w:pPr>
+              <w:ind w:left="220" w:hangingChars="100" w:hanging="220"/>
+              <w:rPr>
+                <w:rFonts w:eastAsiaTheme="minorHAnsi"/>
+              </w:rPr>
+            </w:pPr>
+            <w:r>
+              <w:rPr>
+                <w:rFonts w:hint="eastAsia"/>
+              </w:rPr>
+              <w:lastRenderedPageBreak/>
+              <w:t xml:space="preserve">- 링 </w:t>
+            </w:r>
+            <w:proofErr w:type="spellStart"/>
+            <w:r>
+              <w:rPr>
+                <w:rFonts w:hint="eastAsia"/>
+              </w:rPr>
+              <w:t>리듀서</w:t>
+            </w:r>
+            <w:proofErr w:type="spellEnd"/>
+            <w:r>
+              <w:rPr>
+                <w:rFonts w:hint="eastAsia"/>
+              </w:rPr>
+              <w:t xml:space="preserve">: 금속관을 </w:t>
+            </w:r>
+            <w:proofErr w:type="spellStart"/>
+            <w:r>
+              <w:rPr>
+                <w:rFonts w:hint="eastAsia"/>
+              </w:rPr>
+              <w:t>아웃렛</w:t>
+            </w:r>
+            <w:proofErr w:type="spellEnd"/>
+            <w:r>
+              <w:rPr>
+                <w:rFonts w:hint="eastAsia"/>
+              </w:rPr>
+              <w:t xml:space="preserve"> 박스에 접속할 때 박스 지름이 관보다 클 경우 사용하는 보조 접속기구</w:t>
+            </w:r>
+          </w:p>
+        </w:tc>
+      </w:tr>
+    </w:tbl>
+    <w:p>
+      <w:pPr>
+        <w:rPr>
+          <w:rFonts w:hint="eastAsia"/>
+        </w:rPr>
+      </w:pPr>
+    </w:p>
+    <w:p>
+      <w:r>
+        <w:rPr>
+          <w:rFonts w:hint="eastAsia"/>
+        </w:rPr>
         <w:t>20.</w:t>
       </w:r>
     </w:p>
@@ -1174,7 +1265,6 @@
               <w:rPr>
                 <w:rFonts w:hint="eastAsia"/>
               </w:rPr>
-              <w:lastRenderedPageBreak/>
               <w:t xml:space="preserve">배전 선로 공사용 </w:t>
             </w:r>
             <w:proofErr w:type="spellStart"/>
@@ -1689,7 +1779,14 @@
               <w:rPr>
                 <w:rFonts w:hint="eastAsia"/>
               </w:rPr>
-              <w:t>사람이 접촉하기 쉬운 장소</w:t>
+              <w:t xml:space="preserve">사람이 </w:t>
+            </w:r>
+            <w:r>
+              <w:rPr>
+                <w:rFonts w:hint="eastAsia"/>
+              </w:rPr>
+              <w:lastRenderedPageBreak/>
+              <w:t>접촉하기 쉬운 장소</w:t>
             </w:r>
           </w:p>
         </w:tc>
@@ -1759,7 +1856,6 @@
               <w:rPr>
                 <w:rFonts w:eastAsiaTheme="minorHAnsi" w:hint="eastAsia"/>
               </w:rPr>
-              <w:lastRenderedPageBreak/>
               <w:t>- 3상 교류전압을 공급하면 회전 자계가 발생하여, 회전자는 회전 자계 방향으로 회전한다.</w:t>
             </w:r>
           </w:p>
@@ -2207,6 +2303,7 @@
               <w:rPr>
                 <w:rFonts w:hint="eastAsia"/>
               </w:rPr>
+              <w:lastRenderedPageBreak/>
               <w:t xml:space="preserve">설명: </w:t>
             </w:r>
             <w:proofErr w:type="spellStart"/>
@@ -2303,7 +2400,6 @@
               <w:rPr>
                 <w:rFonts w:hint="eastAsia"/>
               </w:rPr>
-              <w:lastRenderedPageBreak/>
               <w:t>RLC 회로 직렬공진 시 가장 최소가 되는 것은 임피던스 Z=R이다. Z값이 최소이므로 전류는 최대가 된다.</w:t>
             </w:r>
           </w:p>
@@ -2843,6 +2939,7 @@
               <w:rPr>
                 <w:rFonts w:hint="eastAsia"/>
               </w:rPr>
+              <w:lastRenderedPageBreak/>
               <w:t xml:space="preserve">설명: </w:t>
             </w:r>
             <w:proofErr w:type="spellStart"/>
@@ -2932,7 +3029,6 @@
               <w:rPr>
                 <w:rFonts w:hint="eastAsia"/>
               </w:rPr>
-              <w:lastRenderedPageBreak/>
               <w:t xml:space="preserve">설명: </w:t>
             </w:r>
             <w:proofErr w:type="spellStart"/>
@@ -3371,6 +3467,7 @@
         <w:rPr>
           <w:rFonts w:hint="eastAsia"/>
         </w:rPr>
+        <w:lastRenderedPageBreak/>
         <w:t>56.</w:t>
       </w:r>
     </w:p>
@@ -3468,7 +3565,6 @@
               <w:rPr>
                 <w:rFonts w:hint="eastAsia"/>
               </w:rPr>
-              <w:lastRenderedPageBreak/>
               <w:t xml:space="preserve">설명: </w:t>
             </w:r>
             <w:proofErr w:type="spellStart"/>
@@ -3854,6 +3950,7 @@
         <w:rPr>
           <w:rFonts w:hint="eastAsia"/>
         </w:rPr>
+        <w:lastRenderedPageBreak/>
         <w:t>6.</w:t>
       </w:r>
     </w:p>
@@ -4919,7 +5016,6 @@
               <w:rPr>
                 <w:rFonts w:eastAsiaTheme="minorHAnsi" w:hint="eastAsia"/>
               </w:rPr>
-              <w:lastRenderedPageBreak/>
               <w:t xml:space="preserve">- </w:t>
             </w:r>
             <w:proofErr w:type="spellStart"/>
@@ -5343,6 +5439,7 @@
         <w:rPr>
           <w:rFonts w:hint="eastAsia"/>
         </w:rPr>
+        <w:lastRenderedPageBreak/>
         <w:t>44.</w:t>
       </w:r>
     </w:p>
@@ -5421,7 +5518,6 @@
               <w:rPr>
                 <w:rFonts w:hint="eastAsia"/>
               </w:rPr>
-              <w:lastRenderedPageBreak/>
               <w:t xml:space="preserve"> * 기타의 경우: 1.0[mm]이상</w:t>
             </w:r>
           </w:p>
@@ -5900,6 +5996,7 @@
               <w:rPr>
                 <w:rFonts w:eastAsiaTheme="minorHAnsi" w:hint="eastAsia"/>
               </w:rPr>
+              <w:lastRenderedPageBreak/>
               <w:t>피뢰기 심벌</w:t>
             </w:r>
           </w:p>
@@ -5934,7 +6031,6 @@
               <w:rPr>
                 <w:rFonts w:hint="eastAsia"/>
               </w:rPr>
-              <w:lastRenderedPageBreak/>
               <w:t xml:space="preserve">설명: </w:t>
             </w:r>
             <w:proofErr w:type="spellStart"/>
@@ -6628,6 +6724,7 @@
               <w:rPr>
                 <w:rFonts w:eastAsiaTheme="minorHAnsi" w:hint="eastAsia"/>
               </w:rPr>
+              <w:lastRenderedPageBreak/>
               <w:t>- 건물의 철골 등 금속체를 접지극으로 사용할 경우 2[</w:t>
             </w:r>
             <w:r>
@@ -6674,7 +6771,6 @@
               <w:rPr>
                 <w:rFonts w:hint="eastAsia"/>
               </w:rPr>
-              <w:lastRenderedPageBreak/>
               <w:t xml:space="preserve">설명: </w:t>
             </w:r>
             <w:proofErr w:type="spellStart"/>
@@ -7193,11 +7289,6 @@
     </w:tbl>
     <w:p/>
     <w:p>
-      <w:pPr>
-        <w:rPr>
-          <w:rFonts w:hint="eastAsia"/>
-        </w:rPr>
-      </w:pPr>
       <w:r>
         <w:rPr>
           <w:rFonts w:hint="eastAsia"/>
@@ -7266,7 +7357,14 @@
               <w:rPr>
                 <w:rFonts w:eastAsiaTheme="minorHAnsi" w:hint="eastAsia"/>
               </w:rPr>
-              <w:t xml:space="preserve"> 다이오드: 실리콘 다이오드에 역전압을 가하여 항복 현상이 발생하면 전류를 급격히 증가시켜 전압을 일정하게 유지하는 다이오드로, </w:t>
+              <w:t xml:space="preserve"> 다이오드: 실리콘 다이오드에 역전압을 가하여 항복 현상이 발생하면 전류를 </w:t>
+            </w:r>
+            <w:r>
+              <w:rPr>
+                <w:rFonts w:eastAsiaTheme="minorHAnsi" w:hint="eastAsia"/>
+              </w:rPr>
+              <w:lastRenderedPageBreak/>
+              <w:t xml:space="preserve">급격히 증가시켜 전압을 일정하게 유지하는 다이오드로, </w:t>
             </w:r>
             <w:proofErr w:type="spellStart"/>
             <w:r>
@@ -7334,7 +7432,6 @@
         <w:rPr>
           <w:rFonts w:hint="eastAsia"/>
         </w:rPr>
-        <w:lastRenderedPageBreak/>
         <w:t>10.</w:t>
       </w:r>
     </w:p>
@@ -7920,6 +8017,7 @@
               <w:rPr>
                 <w:rFonts w:eastAsiaTheme="minorHAnsi" w:hint="eastAsia"/>
               </w:rPr>
+              <w:lastRenderedPageBreak/>
               <w:t>기동시키는</w:t>
             </w:r>
             <w:proofErr w:type="spellEnd"/>
@@ -7967,7 +8065,6 @@
         <w:rPr>
           <w:rFonts w:hint="eastAsia"/>
         </w:rPr>
-        <w:lastRenderedPageBreak/>
         <w:t>16.</w:t>
       </w:r>
     </w:p>
@@ -8299,13 +8396,7 @@
         </w:tc>
       </w:tr>
     </w:tbl>
-    <w:p>
-      <w:pPr>
-        <w:rPr>
-          <w:rFonts w:hint="eastAsia"/>
-        </w:rPr>
-      </w:pPr>
-    </w:p>
+    <w:p/>
     <w:sectPr>
       <w:pgSz w:w="11906" w:h="16838"/>
       <w:pgMar w:top="1701" w:right="1440" w:bottom="1440" w:left="1440" w:header="851" w:footer="992" w:gutter="0"/>
